--- a/public/templates/appraisal-template.docx
+++ b/public/templates/appraisal-template.docx
@@ -685,9 +685,9 @@
               </wp:anchor>
             </w:drawing>
           </mc:Choice>
-          <mc:Fallback xmlns:w16sdtfl="http://schemas.microsoft.com/office/word/2024/wordml/sdtformatlock" xmlns:w16du="http://schemas.microsoft.com/office/word/2023/wordml/word16du">
+          <mc:Fallback>
             <w:pict>
-              <v:roundrect w14:anchorId="23635784" id="Rounded Rectangle 1" o:spid="_x0000_s1026" style="position:absolute;left:0;text-align:left;margin-left:125.55pt;margin-top:3.7pt;width:288.75pt;height:29.5pt;z-index:251668480;visibility:visible;mso-wrap-style:square;mso-width-percent:0;mso-height-percent:0;mso-wrap-distance-left:9pt;mso-wrap-distance-top:0;mso-wrap-distance-right:9pt;mso-wrap-distance-bottom:0;mso-position-horizontal:absolute;mso-position-horizontal-relative:margin;mso-position-vertical:absolute;mso-position-vertical-relative:text;mso-width-percent:0;mso-height-percent:0;mso-width-relative:margin;mso-height-relative:page;v-text-anchor:middle" arcsize="10923f" o:gfxdata="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" fillcolor="window" strokecolor="windowText" strokeweight="1pt">
+              <v:roundrect w14:anchorId="23635784" id="Rounded Rectangle 1" o:spid="_x0000_s1027" style="position:absolute;left:0;text-align:left;margin-left:125.55pt;margin-top:3.7pt;width:288.75pt;height:29.5pt;z-index:251668480;visibility:visible;mso-wrap-style:square;mso-width-percent:0;mso-height-percent:0;mso-wrap-distance-left:9pt;mso-wrap-distance-top:0;mso-wrap-distance-right:9pt;mso-wrap-distance-bottom:0;mso-position-horizontal:absolute;mso-position-horizontal-relative:margin;mso-position-vertical:absolute;mso-position-vertical-relative:text;mso-width-percent:0;mso-height-percent:0;mso-width-relative:margin;mso-height-relative:page;v-text-anchor:middle" arcsize="10923f" o:gfxdata="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" fillcolor="window" strokecolor="windowText" strokeweight="1pt">
                 <v:stroke joinstyle="miter"/>
                 <v:shadow on="t" color="black" opacity="26214f" origin="-.5,-.5" offset=".74836mm,.74836mm"/>
                 <v:path arrowok="t"/>
@@ -757,7 +757,6 @@
         </w:rPr>
         <w:t>{</w:t>
       </w:r>
-      <w:proofErr w:type="spellStart"/>
       <w:r>
         <w:rPr>
           <w:rFonts w:cs="B Nazanin"/>
@@ -766,7 +765,6 @@
         </w:rPr>
         <w:t>applicantName</w:t>
       </w:r>
-      <w:proofErr w:type="spellEnd"/>
       <w:r>
         <w:rPr>
           <w:rFonts w:cs="B Nazanin"/>
@@ -786,7 +784,6 @@
         </w:rPr>
         <w:t>{</w:t>
       </w:r>
-      <w:proofErr w:type="spellStart"/>
       <w:r>
         <w:rPr>
           <w:rFonts w:cs="B Nazanin"/>
@@ -795,7 +792,6 @@
         </w:rPr>
         <w:t>loanType</w:t>
       </w:r>
-      <w:proofErr w:type="spellEnd"/>
       <w:r>
         <w:rPr>
           <w:rFonts w:cs="B Nazanin"/>
@@ -815,7 +811,6 @@
         </w:rPr>
         <w:t>{</w:t>
       </w:r>
-      <w:proofErr w:type="spellStart"/>
       <w:r>
         <w:rPr>
           <w:rFonts w:cs="B Nazanin"/>
@@ -824,7 +819,6 @@
         </w:rPr>
         <w:t>loanAmount</w:t>
       </w:r>
-      <w:proofErr w:type="spellEnd"/>
       <w:r>
         <w:rPr>
           <w:rFonts w:cs="B Nazanin"/>
@@ -878,7 +872,6 @@
         </w:rPr>
         <w:t>{</w:t>
       </w:r>
-      <w:proofErr w:type="spellStart"/>
       <w:r>
         <w:rPr>
           <w:rFonts w:cs="B Nazanin"/>
@@ -887,7 +880,6 @@
         </w:rPr>
         <w:t>ownerName</w:t>
       </w:r>
-      <w:proofErr w:type="spellEnd"/>
       <w:r>
         <w:rPr>
           <w:rFonts w:cs="B Nazanin"/>
@@ -950,7 +942,6 @@
         </w:rPr>
         <w:t>{</w:t>
       </w:r>
-      <w:proofErr w:type="spellStart"/>
       <w:r>
         <w:rPr>
           <w:rFonts w:cs="B Nazanin"/>
@@ -959,7 +950,6 @@
         </w:rPr>
         <w:t>ownerAddress</w:t>
       </w:r>
-      <w:proofErr w:type="spellEnd"/>
       <w:r>
         <w:rPr>
           <w:rFonts w:cs="B Nazanin"/>
@@ -1197,7 +1187,6 @@
         </w:rPr>
         <w:t>{</w:t>
       </w:r>
-      <w:proofErr w:type="spellStart"/>
       <w:r>
         <w:rPr>
           <w:rFonts w:cs="B Nazanin"/>
@@ -1206,7 +1195,6 @@
         </w:rPr>
         <w:t>propertyOccupierDescription</w:t>
       </w:r>
-      <w:proofErr w:type="spellEnd"/>
       <w:r>
         <w:rPr>
           <w:rFonts w:cs="B Nazanin"/>
@@ -1248,7 +1236,6 @@
         </w:rPr>
         <w:t>{</w:t>
       </w:r>
-      <w:proofErr w:type="spellStart"/>
       <w:r>
         <w:rPr>
           <w:rFonts w:cs="B Nazanin"/>
@@ -1257,7 +1244,6 @@
         </w:rPr>
         <w:t>propertyNumber</w:t>
       </w:r>
-      <w:proofErr w:type="spellEnd"/>
       <w:r>
         <w:rPr>
           <w:rFonts w:cs="B Nazanin"/>
@@ -1279,7 +1265,6 @@
         </w:rPr>
         <w:t>{</w:t>
       </w:r>
-      <w:proofErr w:type="spellStart"/>
       <w:r>
         <w:rPr>
           <w:rFonts w:cs="B Nazanin"/>
@@ -1288,7 +1273,6 @@
         </w:rPr>
         <w:t>seperatedFrom</w:t>
       </w:r>
-      <w:proofErr w:type="spellEnd"/>
       <w:r>
         <w:rPr>
           <w:rFonts w:cs="B Nazanin"/>
@@ -1308,7 +1292,6 @@
         </w:rPr>
         <w:t>{</w:t>
       </w:r>
-      <w:proofErr w:type="spellStart"/>
       <w:r>
         <w:rPr>
           <w:rFonts w:cs="B Nazanin"/>
@@ -1317,7 +1300,6 @@
         </w:rPr>
         <w:t>separationPiece</w:t>
       </w:r>
-      <w:proofErr w:type="spellEnd"/>
       <w:r>
         <w:rPr>
           <w:rFonts w:cs="B Nazanin"/>
@@ -1348,7 +1330,6 @@
         </w:rPr>
         <w:t>{</w:t>
       </w:r>
-      <w:proofErr w:type="spellStart"/>
       <w:r>
         <w:rPr>
           <w:rFonts w:cs="B Nazanin"/>
@@ -1357,7 +1338,6 @@
         </w:rPr>
         <w:t>registrationNumber</w:t>
       </w:r>
-      <w:proofErr w:type="spellEnd"/>
       <w:r>
         <w:rPr>
           <w:rFonts w:cs="B Nazanin"/>
@@ -1448,7 +1428,6 @@
         </w:rPr>
         <w:t>{</w:t>
       </w:r>
-      <w:proofErr w:type="spellStart"/>
       <w:r>
         <w:rPr>
           <w:rFonts w:cs="B Nazanin"/>
@@ -1457,7 +1436,6 @@
         </w:rPr>
         <w:t>officeNumber</w:t>
       </w:r>
-      <w:proofErr w:type="spellEnd"/>
       <w:r>
         <w:rPr>
           <w:rFonts w:cs="B Nazanin"/>
@@ -1573,7 +1551,6 @@
         </w:rPr>
         <w:t>{</w:t>
       </w:r>
-      <w:proofErr w:type="spellStart"/>
       <w:r>
         <w:rPr>
           <w:rFonts w:cs="B Nazanin"/>
@@ -1582,7 +1559,6 @@
         </w:rPr>
         <w:t>noDefinitiveOwnershipDocument</w:t>
       </w:r>
-      <w:proofErr w:type="spellEnd"/>
       <w:r>
         <w:rPr>
           <w:rFonts w:cs="B Nazanin"/>
@@ -1609,7 +1585,6 @@
         </w:rPr>
         <w:t>{</w:t>
       </w:r>
-      <w:proofErr w:type="spellStart"/>
       <w:r>
         <w:rPr>
           <w:rFonts w:cs="B Nazanin"/>
@@ -1626,7 +1601,6 @@
         </w:rPr>
         <w:t>DefinitiveOwnershipDocument</w:t>
       </w:r>
-      <w:proofErr w:type="spellEnd"/>
       <w:r>
         <w:rPr>
           <w:rFonts w:cs="B Nazanin"/>
@@ -1964,7 +1938,6 @@
         </w:rPr>
         <w:t>{</w:t>
       </w:r>
-      <w:proofErr w:type="spellStart"/>
       <w:r>
         <w:rPr>
           <w:rFonts w:cs="B Nazanin"/>
@@ -1973,7 +1946,6 @@
         </w:rPr>
         <w:t>pageCount</w:t>
       </w:r>
-      <w:proofErr w:type="spellEnd"/>
       <w:r>
         <w:rPr>
           <w:rFonts w:cs="B Nazanin"/>
@@ -2088,7 +2060,6 @@
         </w:rPr>
         <w:t>{</w:t>
       </w:r>
-      <w:proofErr w:type="spellStart"/>
       <w:r>
         <w:rPr>
           <w:rFonts w:cs="B Nazanin"/>
@@ -2097,7 +2068,6 @@
         </w:rPr>
         <w:t>postalCode</w:t>
       </w:r>
-      <w:proofErr w:type="spellEnd"/>
       <w:r>
         <w:rPr>
           <w:rFonts w:cs="B Nazanin"/>
@@ -2146,7 +2116,6 @@
         </w:rPr>
         <w:t>{</w:t>
       </w:r>
-      <w:proofErr w:type="spellStart"/>
       <w:r>
         <w:rPr>
           <w:rFonts w:cs="B Nazanin"/>
@@ -2155,7 +2124,6 @@
         </w:rPr>
         <w:t>municipalArea</w:t>
       </w:r>
-      <w:proofErr w:type="spellEnd"/>
       <w:r>
         <w:rPr>
           <w:rFonts w:cs="B Nazanin"/>
@@ -2197,7 +2165,6 @@
         </w:rPr>
         <w:t>{</w:t>
       </w:r>
-      <w:proofErr w:type="spellStart"/>
       <w:r>
         <w:rPr>
           <w:rFonts w:cs="B Nazanin"/>
@@ -2206,7 +2173,6 @@
         </w:rPr>
         <w:t>ownerPhone</w:t>
       </w:r>
-      <w:proofErr w:type="spellEnd"/>
       <w:r>
         <w:rPr>
           <w:rFonts w:cs="B Nazanin"/>
@@ -2262,7 +2228,6 @@
         </w:rPr>
         <w:t>{</w:t>
       </w:r>
-      <w:proofErr w:type="spellStart"/>
       <w:r>
         <w:rPr>
           <w:rFonts w:cs="B Nazanin"/>
@@ -2271,7 +2236,6 @@
         </w:rPr>
         <w:t>titleDeedNumber</w:t>
       </w:r>
-      <w:proofErr w:type="spellEnd"/>
       <w:r>
         <w:rPr>
           <w:rFonts w:cs="B Nazanin"/>
@@ -2324,7 +2288,6 @@
         </w:rPr>
         <w:t>{</w:t>
       </w:r>
-      <w:proofErr w:type="spellStart"/>
       <w:r>
         <w:rPr>
           <w:rFonts w:cs="B Nazanin"/>
@@ -2333,7 +2296,6 @@
         </w:rPr>
         <w:t>propertyType</w:t>
       </w:r>
-      <w:proofErr w:type="spellEnd"/>
       <w:r>
         <w:rPr>
           <w:rFonts w:cs="B Nazanin"/>
@@ -2415,7 +2377,6 @@
         </w:rPr>
         <w:t>{</w:t>
       </w:r>
-      <w:proofErr w:type="spellStart"/>
       <w:r>
         <w:rPr>
           <w:rFonts w:cs="B Nazanin"/>
@@ -2424,7 +2385,6 @@
         </w:rPr>
         <w:t>useAccordingToTheCompletionOfTheWork</w:t>
       </w:r>
-      <w:proofErr w:type="spellEnd"/>
       <w:r>
         <w:rPr>
           <w:rFonts w:cs="B Nazanin"/>
@@ -2552,7 +2512,6 @@
         </w:rPr>
         <w:t>{</w:t>
       </w:r>
-      <w:proofErr w:type="spellStart"/>
       <w:r>
         <w:rPr>
           <w:rFonts w:cs="B Nazanin"/>
@@ -2561,7 +2520,6 @@
         </w:rPr>
         <w:t>typeOfUseOfTheProperty</w:t>
       </w:r>
-      <w:proofErr w:type="spellEnd"/>
       <w:r>
         <w:rPr>
           <w:rFonts w:cs="B Nazanin"/>
@@ -2633,7 +2591,6 @@
         </w:rPr>
         <w:t>{</w:t>
       </w:r>
-      <w:proofErr w:type="spellStart"/>
       <w:r>
         <w:rPr>
           <w:rFonts w:cs="B Nazanin"/>
@@ -2642,7 +2599,6 @@
         </w:rPr>
         <w:t>hasMatchingTheAreaWithTheDocument</w:t>
       </w:r>
-      <w:proofErr w:type="spellEnd"/>
       <w:r>
         <w:rPr>
           <w:rFonts w:cs="B Nazanin"/>
@@ -2675,7 +2631,6 @@
         </w:rPr>
         <w:t>{</w:t>
       </w:r>
-      <w:proofErr w:type="spellStart"/>
       <w:r>
         <w:rPr>
           <w:rFonts w:cs="B Nazanin"/>
@@ -2684,7 +2639,6 @@
         </w:rPr>
         <w:t>noMatchingTheAreaWithTheDocument</w:t>
       </w:r>
-      <w:proofErr w:type="spellEnd"/>
       <w:r>
         <w:rPr>
           <w:rFonts w:cs="B Nazanin"/>
@@ -2750,7 +2704,6 @@
         </w:rPr>
         <w:t>{</w:t>
       </w:r>
-      <w:proofErr w:type="spellStart"/>
       <w:r>
         <w:rPr>
           <w:rFonts w:cs="B Nazanin"/>
@@ -2759,7 +2712,6 @@
         </w:rPr>
         <w:t>explanationInCaseOfDisagreement</w:t>
       </w:r>
-      <w:proofErr w:type="spellEnd"/>
       <w:r>
         <w:rPr>
           <w:rFonts w:cs="B Nazanin"/>
@@ -3012,7 +2964,6 @@
         </w:rPr>
         <w:t>{</w:t>
       </w:r>
-      <w:proofErr w:type="spellStart"/>
       <w:r>
         <w:rPr>
           <w:rFonts w:cs="B Nazanin"/>
@@ -3021,7 +2972,6 @@
         </w:rPr>
         <w:t>typeOfEndowmentPropertyIfOther</w:t>
       </w:r>
-      <w:proofErr w:type="spellEnd"/>
       <w:r>
         <w:rPr>
           <w:rFonts w:cs="B Nazanin"/>
@@ -3604,7 +3554,6 @@
               </w:rPr>
               <w:t>{</w:t>
             </w:r>
-            <w:proofErr w:type="spellStart"/>
             <w:r>
               <w:rPr>
                 <w:rFonts w:cs="B Nazanin"/>
@@ -3613,7 +3562,6 @@
               </w:rPr>
               <w:t>landArea</w:t>
             </w:r>
-            <w:proofErr w:type="spellEnd"/>
             <w:r>
               <w:rPr>
                 <w:rFonts w:cs="B Nazanin"/>
@@ -3646,7 +3594,6 @@
               </w:rPr>
               <w:t>{</w:t>
             </w:r>
-            <w:proofErr w:type="spellStart"/>
             <w:r>
               <w:rPr>
                 <w:rFonts w:cs="B Nazanin"/>
@@ -3655,7 +3602,6 @@
               </w:rPr>
               <w:t>landUnitPrice</w:t>
             </w:r>
-            <w:proofErr w:type="spellEnd"/>
             <w:r>
               <w:rPr>
                 <w:rFonts w:cs="B Nazanin"/>
@@ -3688,7 +3634,6 @@
               </w:rPr>
               <w:t>{</w:t>
             </w:r>
-            <w:proofErr w:type="spellStart"/>
             <w:r>
               <w:rPr>
                 <w:rFonts w:cs="B Nazanin"/>
@@ -3697,7 +3642,6 @@
               </w:rPr>
               <w:t>landTotalPrice</w:t>
             </w:r>
-            <w:proofErr w:type="spellEnd"/>
             <w:r>
               <w:rPr>
                 <w:rFonts w:cs="B Nazanin"/>
@@ -3780,7 +3724,6 @@
               </w:rPr>
               <w:t>{</w:t>
             </w:r>
-            <w:proofErr w:type="spellStart"/>
             <w:r>
               <w:rPr>
                 <w:rFonts w:cs="B Nazanin"/>
@@ -3789,7 +3732,6 @@
               </w:rPr>
               <w:t>landShareArea</w:t>
             </w:r>
-            <w:proofErr w:type="spellEnd"/>
             <w:r>
               <w:rPr>
                 <w:rFonts w:cs="B Nazanin"/>
@@ -3822,7 +3764,6 @@
               </w:rPr>
               <w:t>{</w:t>
             </w:r>
-            <w:proofErr w:type="spellStart"/>
             <w:r>
               <w:rPr>
                 <w:rFonts w:cs="B Nazanin"/>
@@ -3831,7 +3772,6 @@
               </w:rPr>
               <w:t>landShareUnitPrice</w:t>
             </w:r>
-            <w:proofErr w:type="spellEnd"/>
             <w:r>
               <w:rPr>
                 <w:rFonts w:cs="B Nazanin"/>
@@ -3864,7 +3804,6 @@
               </w:rPr>
               <w:t>{</w:t>
             </w:r>
-            <w:proofErr w:type="spellStart"/>
             <w:r>
               <w:rPr>
                 <w:rFonts w:cs="B Nazanin"/>
@@ -3873,7 +3812,6 @@
               </w:rPr>
               <w:t>landShareTotalPrice</w:t>
             </w:r>
-            <w:proofErr w:type="spellEnd"/>
             <w:r>
               <w:rPr>
                 <w:rFonts w:cs="B Nazanin"/>
@@ -3953,7 +3891,6 @@
               </w:rPr>
               <w:t>{</w:t>
             </w:r>
-            <w:proofErr w:type="spellStart"/>
             <w:r>
               <w:rPr>
                 <w:rFonts w:cs="B Nazanin"/>
@@ -3962,7 +3899,6 @@
               </w:rPr>
               <w:t>basementArea</w:t>
             </w:r>
-            <w:proofErr w:type="spellEnd"/>
             <w:r>
               <w:rPr>
                 <w:rFonts w:cs="B Nazanin"/>
@@ -3995,7 +3931,6 @@
               </w:rPr>
               <w:t>{</w:t>
             </w:r>
-            <w:proofErr w:type="spellStart"/>
             <w:r>
               <w:rPr>
                 <w:rFonts w:cs="B Nazanin"/>
@@ -4004,7 +3939,6 @@
               </w:rPr>
               <w:t>basementUnitPrice</w:t>
             </w:r>
-            <w:proofErr w:type="spellEnd"/>
             <w:r>
               <w:rPr>
                 <w:rFonts w:cs="B Nazanin"/>
@@ -4037,7 +3971,6 @@
               </w:rPr>
               <w:t>{</w:t>
             </w:r>
-            <w:proofErr w:type="spellStart"/>
             <w:r>
               <w:rPr>
                 <w:rFonts w:cs="B Nazanin"/>
@@ -4046,7 +3979,6 @@
               </w:rPr>
               <w:t>basementTotalPrice</w:t>
             </w:r>
-            <w:proofErr w:type="spellEnd"/>
             <w:r>
               <w:rPr>
                 <w:rFonts w:cs="B Nazanin"/>
@@ -4126,7 +4058,6 @@
               </w:rPr>
               <w:t>{</w:t>
             </w:r>
-            <w:proofErr w:type="spellStart"/>
             <w:r>
               <w:rPr>
                 <w:rFonts w:cs="B Nazanin"/>
@@ -4135,7 +4066,6 @@
               </w:rPr>
               <w:t>groundFloorArea</w:t>
             </w:r>
-            <w:proofErr w:type="spellEnd"/>
             <w:r>
               <w:rPr>
                 <w:rFonts w:cs="B Nazanin"/>
@@ -4168,7 +4098,6 @@
               </w:rPr>
               <w:t>{</w:t>
             </w:r>
-            <w:proofErr w:type="spellStart"/>
             <w:r>
               <w:rPr>
                 <w:rFonts w:cs="B Nazanin"/>
@@ -4177,7 +4106,6 @@
               </w:rPr>
               <w:t>groundFloorUnitPrice</w:t>
             </w:r>
-            <w:proofErr w:type="spellEnd"/>
             <w:r>
               <w:rPr>
                 <w:rFonts w:cs="B Nazanin"/>
@@ -4210,7 +4138,6 @@
               </w:rPr>
               <w:t>{</w:t>
             </w:r>
-            <w:proofErr w:type="spellStart"/>
             <w:r>
               <w:rPr>
                 <w:rFonts w:cs="B Nazanin"/>
@@ -4219,7 +4146,6 @@
               </w:rPr>
               <w:t>groundFloorTotalPrice</w:t>
             </w:r>
-            <w:proofErr w:type="spellEnd"/>
             <w:r>
               <w:rPr>
                 <w:rFonts w:cs="B Nazanin"/>
@@ -4299,7 +4225,6 @@
               </w:rPr>
               <w:t>{</w:t>
             </w:r>
-            <w:proofErr w:type="spellStart"/>
             <w:r>
               <w:rPr>
                 <w:rFonts w:cs="B Nazanin"/>
@@ -4308,7 +4233,6 @@
               </w:rPr>
               <w:t>mezzanineArea</w:t>
             </w:r>
-            <w:proofErr w:type="spellEnd"/>
             <w:r>
               <w:rPr>
                 <w:rFonts w:cs="B Nazanin"/>
@@ -4341,7 +4265,6 @@
               </w:rPr>
               <w:t>{</w:t>
             </w:r>
-            <w:proofErr w:type="spellStart"/>
             <w:r>
               <w:rPr>
                 <w:rFonts w:cs="B Nazanin"/>
@@ -4350,7 +4273,6 @@
               </w:rPr>
               <w:t>mezzanineUnitPrice</w:t>
             </w:r>
-            <w:proofErr w:type="spellEnd"/>
             <w:r>
               <w:rPr>
                 <w:rFonts w:cs="B Nazanin"/>
@@ -4383,7 +4305,6 @@
               </w:rPr>
               <w:t>{</w:t>
             </w:r>
-            <w:proofErr w:type="spellStart"/>
             <w:r>
               <w:rPr>
                 <w:rFonts w:cs="B Nazanin"/>
@@ -4392,7 +4313,6 @@
               </w:rPr>
               <w:t>mezzanineTotalPrice</w:t>
             </w:r>
-            <w:proofErr w:type="spellEnd"/>
             <w:r>
               <w:rPr>
                 <w:rFonts w:cs="B Nazanin"/>
@@ -5493,7 +5413,6 @@
               </w:rPr>
               <w:t>{</w:t>
             </w:r>
-            <w:proofErr w:type="spellStart"/>
             <w:r>
               <w:rPr>
                 <w:rFonts w:cs="B Nazanin"/>
@@ -5502,7 +5421,6 @@
               </w:rPr>
               <w:t>otherFloorsUnitPrice</w:t>
             </w:r>
-            <w:proofErr w:type="spellEnd"/>
             <w:r>
               <w:rPr>
                 <w:rFonts w:cs="B Nazanin"/>
@@ -5535,7 +5453,6 @@
               </w:rPr>
               <w:t>{</w:t>
             </w:r>
-            <w:proofErr w:type="spellStart"/>
             <w:r>
               <w:rPr>
                 <w:rFonts w:cs="B Nazanin"/>
@@ -5544,7 +5461,6 @@
               </w:rPr>
               <w:t>otherFloorsUnitPrice</w:t>
             </w:r>
-            <w:proofErr w:type="spellEnd"/>
             <w:r>
               <w:rPr>
                 <w:rFonts w:cs="B Nazanin"/>
@@ -5577,7 +5493,6 @@
               </w:rPr>
               <w:t>{</w:t>
             </w:r>
-            <w:proofErr w:type="spellStart"/>
             <w:r>
               <w:rPr>
                 <w:rFonts w:cs="B Nazanin"/>
@@ -5586,7 +5501,6 @@
               </w:rPr>
               <w:t>otherFloorsTotalPrice</w:t>
             </w:r>
-            <w:proofErr w:type="spellEnd"/>
             <w:r>
               <w:rPr>
                 <w:rFonts w:cs="B Nazanin"/>
@@ -5669,7 +5583,6 @@
               </w:rPr>
               <w:t>{</w:t>
             </w:r>
-            <w:proofErr w:type="spellStart"/>
             <w:r>
               <w:rPr>
                 <w:rFonts w:cs="B Nazanin"/>
@@ -5678,7 +5591,6 @@
               </w:rPr>
               <w:t>landscapingArea</w:t>
             </w:r>
-            <w:proofErr w:type="spellEnd"/>
             <w:r>
               <w:rPr>
                 <w:rFonts w:cs="B Nazanin"/>
@@ -5711,7 +5623,6 @@
               </w:rPr>
               <w:t>{</w:t>
             </w:r>
-            <w:proofErr w:type="spellStart"/>
             <w:r>
               <w:rPr>
                 <w:rFonts w:cs="B Nazanin"/>
@@ -5720,7 +5631,6 @@
               </w:rPr>
               <w:t>landscapingUnitPrice</w:t>
             </w:r>
-            <w:proofErr w:type="spellEnd"/>
             <w:r>
               <w:rPr>
                 <w:rFonts w:cs="B Nazanin"/>
@@ -5753,7 +5663,6 @@
               </w:rPr>
               <w:t>{</w:t>
             </w:r>
-            <w:proofErr w:type="spellStart"/>
             <w:r>
               <w:rPr>
                 <w:rFonts w:cs="B Nazanin"/>
@@ -5762,7 +5671,6 @@
               </w:rPr>
               <w:t>landscapingTotalPrice</w:t>
             </w:r>
-            <w:proofErr w:type="spellEnd"/>
             <w:r>
               <w:rPr>
                 <w:rFonts w:cs="B Nazanin"/>
@@ -5842,7 +5750,6 @@
               </w:rPr>
               <w:t>{</w:t>
             </w:r>
-            <w:proofErr w:type="spellStart"/>
             <w:r>
               <w:rPr>
                 <w:rFonts w:cs="B Nazanin"/>
@@ -5851,7 +5758,6 @@
               </w:rPr>
               <w:t>facilitiesArea</w:t>
             </w:r>
-            <w:proofErr w:type="spellEnd"/>
             <w:r>
               <w:rPr>
                 <w:rFonts w:cs="B Nazanin"/>
@@ -5884,7 +5790,6 @@
               </w:rPr>
               <w:t>{</w:t>
             </w:r>
-            <w:proofErr w:type="spellStart"/>
             <w:r>
               <w:rPr>
                 <w:rFonts w:cs="B Nazanin"/>
@@ -5893,7 +5798,6 @@
               </w:rPr>
               <w:t>facilitiesUnitPrice</w:t>
             </w:r>
-            <w:proofErr w:type="spellEnd"/>
             <w:r>
               <w:rPr>
                 <w:rFonts w:cs="B Nazanin"/>
@@ -5926,7 +5830,6 @@
               </w:rPr>
               <w:t>{</w:t>
             </w:r>
-            <w:proofErr w:type="spellStart"/>
             <w:r>
               <w:rPr>
                 <w:rFonts w:cs="B Nazanin"/>
@@ -5935,7 +5838,6 @@
               </w:rPr>
               <w:t>facilitiesTotalPrice</w:t>
             </w:r>
-            <w:proofErr w:type="spellEnd"/>
             <w:r>
               <w:rPr>
                 <w:rFonts w:cs="B Nazanin"/>
@@ -6015,7 +5917,6 @@
               </w:rPr>
               <w:t>{</w:t>
             </w:r>
-            <w:proofErr w:type="spellStart"/>
             <w:r>
               <w:rPr>
                 <w:rFonts w:cs="B Nazanin"/>
@@ -6024,7 +5925,6 @@
               </w:rPr>
               <w:t>totalArea</w:t>
             </w:r>
-            <w:proofErr w:type="spellEnd"/>
             <w:r>
               <w:rPr>
                 <w:rFonts w:cs="B Nazanin"/>
@@ -6057,7 +5957,6 @@
               </w:rPr>
               <w:t>{</w:t>
             </w:r>
-            <w:proofErr w:type="spellStart"/>
             <w:r>
               <w:rPr>
                 <w:rFonts w:cs="B Nazanin"/>
@@ -6072,16 +5971,7 @@
                 <w:sz w:val="18"/>
                 <w:szCs w:val="18"/>
               </w:rPr>
-              <w:t>UnitPrice</w:t>
-            </w:r>
-            <w:proofErr w:type="spellEnd"/>
-            <w:r>
-              <w:rPr>
-                <w:rFonts w:cs="B Nazanin"/>
-                <w:sz w:val="18"/>
-                <w:szCs w:val="18"/>
-              </w:rPr>
-              <w:t>}</w:t>
+              <w:t>UnitPrice}</w:t>
             </w:r>
           </w:p>
         </w:tc>
@@ -6107,7 +5997,6 @@
               </w:rPr>
               <w:t>{</w:t>
             </w:r>
-            <w:proofErr w:type="spellStart"/>
             <w:r>
               <w:rPr>
                 <w:rFonts w:cs="B Nazanin"/>
@@ -6130,16 +6019,7 @@
                 <w:sz w:val="18"/>
                 <w:szCs w:val="18"/>
               </w:rPr>
-              <w:t>rice</w:t>
-            </w:r>
-            <w:proofErr w:type="spellEnd"/>
-            <w:r>
-              <w:rPr>
-                <w:rFonts w:cs="B Nazanin"/>
-                <w:sz w:val="18"/>
-                <w:szCs w:val="18"/>
-              </w:rPr>
-              <w:t>}</w:t>
+              <w:t>rice}</w:t>
             </w:r>
           </w:p>
         </w:tc>
@@ -6250,7 +6130,6 @@
               </w:rPr>
               <w:t>{</w:t>
             </w:r>
-            <w:proofErr w:type="spellStart"/>
             <w:r>
               <w:rPr>
                 <w:rFonts w:cs="B Nazanin"/>
@@ -6259,7 +6138,6 @@
               </w:rPr>
               <w:t>goodwillAdjustment</w:t>
             </w:r>
-            <w:proofErr w:type="spellEnd"/>
             <w:r>
               <w:rPr>
                 <w:rFonts w:cs="B Nazanin"/>
@@ -6322,25 +6200,7 @@
                 <w:sz w:val="18"/>
                 <w:szCs w:val="18"/>
               </w:rPr>
-              <w:t>{</w:t>
-            </w:r>
-            <w:proofErr w:type="spellStart"/>
-            <w:r>
-              <w:rPr>
-                <w:rFonts w:cs="B Nazanin"/>
-                <w:sz w:val="18"/>
-                <w:szCs w:val="18"/>
-              </w:rPr>
-              <w:t>finalPrice</w:t>
-            </w:r>
-            <w:proofErr w:type="spellEnd"/>
-            <w:r>
-              <w:rPr>
-                <w:rFonts w:cs="B Nazanin"/>
-                <w:sz w:val="18"/>
-                <w:szCs w:val="18"/>
-              </w:rPr>
-              <w:t>}</w:t>
+              <w:t>{finalPrice}</w:t>
             </w:r>
           </w:p>
         </w:tc>
@@ -6398,7 +6258,6 @@
               </w:rPr>
               <w:t>{</w:t>
             </w:r>
-            <w:proofErr w:type="spellStart"/>
             <w:r>
               <w:rPr>
                 <w:rFonts w:cs="B Nazanin"/>
@@ -6407,7 +6266,6 @@
               </w:rPr>
               <w:t>finalPriceInWords</w:t>
             </w:r>
-            <w:proofErr w:type="spellEnd"/>
             <w:r>
               <w:rPr>
                 <w:rFonts w:cs="B Nazanin"/>
@@ -6903,7 +6761,6 @@
         </w:rPr>
         <w:t>{</w:t>
       </w:r>
-      <w:proofErr w:type="spellStart"/>
       <w:r>
         <w:rPr>
           <w:rFonts w:cs="B Nazanin"/>
@@ -6912,7 +6769,6 @@
         </w:rPr>
         <w:t>totalFloors</w:t>
       </w:r>
-      <w:proofErr w:type="spellEnd"/>
       <w:r>
         <w:rPr>
           <w:rFonts w:cs="B Nazanin"/>
@@ -6960,7 +6816,6 @@
         </w:rPr>
         <w:t>{</w:t>
       </w:r>
-      <w:proofErr w:type="spellStart"/>
       <w:r>
         <w:rPr>
           <w:rFonts w:cs="B Nazanin"/>
@@ -6969,7 +6824,6 @@
         </w:rPr>
         <w:t>usageBreakdown</w:t>
       </w:r>
-      <w:proofErr w:type="spellEnd"/>
       <w:r>
         <w:rPr>
           <w:rFonts w:cs="B Nazanin"/>
@@ -7091,7 +6945,6 @@
         </w:rPr>
         <w:t>{</w:t>
       </w:r>
-      <w:proofErr w:type="spellStart"/>
       <w:r>
         <w:rPr>
           <w:rFonts w:cs="B Nazanin"/>
@@ -7102,14 +6955,7 @@
         <w:rPr>
           <w:rFonts w:cs="B Nazanin"/>
         </w:rPr>
-        <w:t>Other</w:t>
-      </w:r>
-      <w:proofErr w:type="spellEnd"/>
-      <w:r>
-        <w:rPr>
-          <w:rFonts w:cs="B Nazanin"/>
-        </w:rPr>
-        <w:t>}</w:t>
+        <w:t>Other}</w:t>
       </w:r>
       <w:r>
         <w:rPr>
@@ -7145,7 +6991,6 @@
         </w:rPr>
         <w:t>{</w:t>
       </w:r>
-      <w:proofErr w:type="spellStart"/>
       <w:r>
         <w:rPr>
           <w:rFonts w:cs="B Nazanin"/>
@@ -7154,7 +6999,6 @@
         </w:rPr>
         <w:t>facadeType</w:t>
       </w:r>
-      <w:proofErr w:type="spellEnd"/>
       <w:r>
         <w:rPr>
           <w:rFonts w:cs="B Nazanin"/>
@@ -7188,7 +7032,6 @@
         </w:rPr>
         <w:t>{</w:t>
       </w:r>
-      <w:proofErr w:type="spellStart"/>
       <w:r>
         <w:rPr>
           <w:rFonts w:cs="B Nazanin"/>
@@ -7197,7 +7040,6 @@
         </w:rPr>
         <w:t>buildingAgeCalculation</w:t>
       </w:r>
-      <w:proofErr w:type="spellEnd"/>
       <w:r>
         <w:rPr>
           <w:rFonts w:cs="B Nazanin"/>
@@ -7266,7 +7108,6 @@
         </w:rPr>
         <w:t>{</w:t>
       </w:r>
-      <w:proofErr w:type="spellStart"/>
       <w:r>
         <w:rPr>
           <w:rFonts w:cs="B Nazanin"/>
@@ -7275,7 +7116,6 @@
         </w:rPr>
         <w:t>heatingSystem</w:t>
       </w:r>
-      <w:proofErr w:type="spellEnd"/>
       <w:r>
         <w:rPr>
           <w:rFonts w:cs="B Nazanin"/>
@@ -7344,7 +7184,6 @@
         </w:rPr>
         <w:t>{</w:t>
       </w:r>
-      <w:proofErr w:type="spellStart"/>
       <w:r>
         <w:rPr>
           <w:rFonts w:cs="B Nazanin"/>
@@ -7353,7 +7192,6 @@
         </w:rPr>
         <w:t>coolingSystem</w:t>
       </w:r>
-      <w:proofErr w:type="spellEnd"/>
       <w:r>
         <w:rPr>
           <w:rFonts w:cs="B Nazanin"/>
@@ -7533,7 +7371,6 @@
         </w:rPr>
         <w:t>{</w:t>
       </w:r>
-      <w:proofErr w:type="spellStart"/>
       <w:r>
         <w:rPr>
           <w:rFonts w:cs="B Nazanin"/>
@@ -7542,7 +7379,6 @@
         </w:rPr>
         <w:t>hasWater</w:t>
       </w:r>
-      <w:proofErr w:type="spellEnd"/>
       <w:r>
         <w:rPr>
           <w:rFonts w:cs="B Nazanin"/>
@@ -7576,7 +7412,6 @@
         </w:rPr>
         <w:t>{</w:t>
       </w:r>
-      <w:proofErr w:type="spellStart"/>
       <w:r>
         <w:rPr>
           <w:rFonts w:cs="B Nazanin"/>
@@ -7585,7 +7420,6 @@
         </w:rPr>
         <w:t>hasElectricity</w:t>
       </w:r>
-      <w:proofErr w:type="spellEnd"/>
       <w:r>
         <w:rPr>
           <w:rFonts w:cs="B Nazanin"/>
@@ -7619,7 +7453,6 @@
         </w:rPr>
         <w:t>{</w:t>
       </w:r>
-      <w:proofErr w:type="spellStart"/>
       <w:r>
         <w:rPr>
           <w:rFonts w:cs="B Nazanin"/>
@@ -7628,7 +7461,6 @@
         </w:rPr>
         <w:t>electricityDetails</w:t>
       </w:r>
-      <w:proofErr w:type="spellEnd"/>
       <w:r>
         <w:rPr>
           <w:rFonts w:cs="B Nazanin"/>
@@ -7648,7 +7480,6 @@
         </w:rPr>
         <w:t>{</w:t>
       </w:r>
-      <w:proofErr w:type="spellStart"/>
       <w:r>
         <w:rPr>
           <w:rFonts w:cs="B Nazanin"/>
@@ -7657,7 +7488,6 @@
         </w:rPr>
         <w:t>hasGas</w:t>
       </w:r>
-      <w:proofErr w:type="spellEnd"/>
       <w:r>
         <w:rPr>
           <w:rFonts w:cs="B Nazanin"/>
@@ -7684,7 +7514,6 @@
         </w:rPr>
         <w:t>{</w:t>
       </w:r>
-      <w:proofErr w:type="spellStart"/>
       <w:r>
         <w:rPr>
           <w:rFonts w:cs="B Nazanin"/>
@@ -7693,7 +7522,6 @@
         </w:rPr>
         <w:t>hasTelephone</w:t>
       </w:r>
-      <w:proofErr w:type="spellEnd"/>
       <w:r>
         <w:rPr>
           <w:rFonts w:cs="B Nazanin"/>
@@ -7748,7 +7576,6 @@
         </w:rPr>
         <w:t>{</w:t>
       </w:r>
-      <w:proofErr w:type="spellStart"/>
       <w:r>
         <w:rPr>
           <w:rFonts w:cs="B Nazanin"/>
@@ -7757,7 +7584,6 @@
         </w:rPr>
         <w:t>noMunicipalCorrection</w:t>
       </w:r>
-      <w:proofErr w:type="spellEnd"/>
       <w:r>
         <w:rPr>
           <w:rFonts w:cs="B Nazanin"/>
@@ -7798,7 +7624,6 @@
         </w:rPr>
         <w:t>{</w:t>
       </w:r>
-      <w:proofErr w:type="spellStart"/>
       <w:r>
         <w:rPr>
           <w:rFonts w:cs="B Nazanin"/>
@@ -7807,7 +7632,6 @@
         </w:rPr>
         <w:t>hasMunicipalCorrection</w:t>
       </w:r>
-      <w:proofErr w:type="spellEnd"/>
       <w:r>
         <w:rPr>
           <w:rFonts w:cs="B Nazanin"/>
@@ -7897,7 +7721,6 @@
         </w:rPr>
         <w:t>{</w:t>
       </w:r>
-      <w:proofErr w:type="spellStart"/>
       <w:r>
         <w:rPr>
           <w:rFonts w:cs="B Nazanin"/>
@@ -7906,7 +7729,6 @@
         </w:rPr>
         <w:t>certificateDetails</w:t>
       </w:r>
-      <w:proofErr w:type="spellEnd"/>
       <w:r>
         <w:rPr>
           <w:rFonts w:cs="B Nazanin"/>
@@ -8148,25 +7970,7 @@
           <w:sz w:val="16"/>
           <w:szCs w:val="16"/>
         </w:rPr>
-        <w:t>{</w:t>
-      </w:r>
-      <w:proofErr w:type="spellStart"/>
-      <w:r>
-        <w:rPr>
-          <w:rFonts w:cs="B Nazanin"/>
-          <w:sz w:val="16"/>
-          <w:szCs w:val="16"/>
-        </w:rPr>
-        <w:t>otherDetails</w:t>
-      </w:r>
-      <w:proofErr w:type="spellEnd"/>
-      <w:r>
-        <w:rPr>
-          <w:rFonts w:cs="B Nazanin"/>
-          <w:sz w:val="16"/>
-          <w:szCs w:val="16"/>
-        </w:rPr>
-        <w:t>}</w:t>
+        <w:t>{otherDetails}</w:t>
       </w:r>
     </w:p>
     <w:p>
@@ -8244,7 +8048,6 @@
         </w:rPr>
         <w:t>{</w:t>
       </w:r>
-      <w:proofErr w:type="spellStart"/>
       <w:r>
         <w:rPr>
           <w:rFonts w:ascii="Segoe UI Symbol" w:hAnsi="Segoe UI Symbol" w:cs="B Nazanin"/>
@@ -8254,7 +8057,6 @@
         </w:rPr>
         <w:t>isOwnerAlive</w:t>
       </w:r>
-      <w:proofErr w:type="spellEnd"/>
       <w:r>
         <w:rPr>
           <w:rFonts w:ascii="Segoe UI Symbol" w:hAnsi="Segoe UI Symbol" w:cs="B Nazanin"/>
@@ -8998,7 +8800,6 @@
         </w:rPr>
         <w:t>{</w:t>
       </w:r>
-      <w:proofErr w:type="spellStart"/>
       <w:r>
         <w:rPr>
           <w:rFonts w:cs="B Nazanin"/>
@@ -9007,7 +8808,6 @@
         </w:rPr>
         <w:t>parkingCount</w:t>
       </w:r>
-      <w:proofErr w:type="spellEnd"/>
       <w:r>
         <w:rPr>
           <w:rFonts w:cs="B Nazanin"/>
@@ -9041,7 +8841,6 @@
         </w:rPr>
         <w:t>{</w:t>
       </w:r>
-      <w:proofErr w:type="spellStart"/>
       <w:r>
         <w:rPr>
           <w:rFonts w:cs="B Nazanin"/>
@@ -9050,7 +8849,6 @@
         </w:rPr>
         <w:t>hasParking</w:t>
       </w:r>
-      <w:proofErr w:type="spellEnd"/>
       <w:r>
         <w:rPr>
           <w:rFonts w:cs="B Nazanin"/>
@@ -9070,7 +8868,6 @@
         </w:rPr>
         <w:t>{</w:t>
       </w:r>
-      <w:proofErr w:type="spellStart"/>
       <w:r>
         <w:rPr>
           <w:rFonts w:cs="B Nazanin"/>
@@ -9079,7 +8876,6 @@
         </w:rPr>
         <w:t>noParking</w:t>
       </w:r>
-      <w:proofErr w:type="spellEnd"/>
       <w:r>
         <w:rPr>
           <w:rFonts w:cs="B Nazanin"/>
@@ -9113,7 +8909,6 @@
         </w:rPr>
         <w:t>{</w:t>
       </w:r>
-      <w:proofErr w:type="spellStart"/>
       <w:r>
         <w:rPr>
           <w:rFonts w:cs="B Nazanin"/>
@@ -9122,7 +8917,6 @@
         </w:rPr>
         <w:t>hasSharedParking</w:t>
       </w:r>
-      <w:proofErr w:type="spellEnd"/>
       <w:r>
         <w:rPr>
           <w:rFonts w:cs="B Nazanin"/>
@@ -9149,7 +8943,6 @@
         </w:rPr>
         <w:t>{</w:t>
       </w:r>
-      <w:proofErr w:type="spellStart"/>
       <w:r>
         <w:rPr>
           <w:rFonts w:cs="B Nazanin"/>
@@ -9158,7 +8951,6 @@
         </w:rPr>
         <w:t>storageCount</w:t>
       </w:r>
-      <w:proofErr w:type="spellEnd"/>
       <w:r>
         <w:rPr>
           <w:rFonts w:cs="B Nazanin"/>
@@ -9199,7 +8991,6 @@
         </w:rPr>
         <w:t>{</w:t>
       </w:r>
-      <w:proofErr w:type="spellStart"/>
       <w:r>
         <w:rPr>
           <w:rFonts w:cs="B Nazanin"/>
@@ -9208,7 +8999,6 @@
         </w:rPr>
         <w:t>hasStorage</w:t>
       </w:r>
-      <w:proofErr w:type="spellEnd"/>
       <w:r>
         <w:rPr>
           <w:rFonts w:cs="B Nazanin"/>
@@ -9228,7 +9018,6 @@
         </w:rPr>
         <w:t>{</w:t>
       </w:r>
-      <w:proofErr w:type="spellStart"/>
       <w:r>
         <w:rPr>
           <w:rFonts w:cs="B Nazanin"/>
@@ -9237,7 +9026,6 @@
         </w:rPr>
         <w:t>storageArea</w:t>
       </w:r>
-      <w:proofErr w:type="spellEnd"/>
       <w:r>
         <w:rPr>
           <w:rFonts w:cs="B Nazanin"/>
@@ -9257,7 +9045,6 @@
         </w:rPr>
         <w:t>{</w:t>
       </w:r>
-      <w:proofErr w:type="spellStart"/>
       <w:r>
         <w:rPr>
           <w:rFonts w:cs="B Nazanin"/>
@@ -9266,7 +9053,6 @@
         </w:rPr>
         <w:t>noStorage</w:t>
       </w:r>
-      <w:proofErr w:type="spellEnd"/>
       <w:r>
         <w:rPr>
           <w:rFonts w:cs="B Nazanin"/>
@@ -9374,7 +9160,6 @@
         </w:rPr>
         <w:t>{</w:t>
       </w:r>
-      <w:proofErr w:type="spellStart"/>
       <w:r>
         <w:rPr>
           <w:rFonts w:cs="B Nazanin"/>
@@ -9383,7 +9168,6 @@
         </w:rPr>
         <w:t>elevatorCount</w:t>
       </w:r>
-      <w:proofErr w:type="spellEnd"/>
       <w:r>
         <w:rPr>
           <w:rFonts w:cs="B Nazanin"/>
@@ -9403,7 +9187,6 @@
         </w:rPr>
         <w:t>{</w:t>
       </w:r>
-      <w:proofErr w:type="spellStart"/>
       <w:r>
         <w:rPr>
           <w:rFonts w:cs="B Nazanin"/>
@@ -9412,7 +9195,6 @@
         </w:rPr>
         <w:t>hasElevator</w:t>
       </w:r>
-      <w:proofErr w:type="spellEnd"/>
       <w:r>
         <w:rPr>
           <w:rFonts w:cs="B Nazanin"/>
@@ -9432,7 +9214,6 @@
         </w:rPr>
         <w:t>{</w:t>
       </w:r>
-      <w:proofErr w:type="spellStart"/>
       <w:r>
         <w:rPr>
           <w:rFonts w:cs="B Nazanin"/>
@@ -9441,7 +9222,6 @@
         </w:rPr>
         <w:t>noElevator</w:t>
       </w:r>
-      <w:proofErr w:type="spellEnd"/>
       <w:r>
         <w:rPr>
           <w:rFonts w:cs="B Nazanin"/>
@@ -9552,7 +9332,6 @@
         </w:rPr>
         <w:t>{</w:t>
       </w:r>
-      <w:proofErr w:type="spellStart"/>
       <w:r>
         <w:rPr>
           <w:rFonts w:cs="B Nazanin"/>
@@ -9561,7 +9340,6 @@
         </w:rPr>
         <w:t>otherPrivileges</w:t>
       </w:r>
-      <w:proofErr w:type="spellEnd"/>
       <w:r>
         <w:rPr>
           <w:rFonts w:cs="B Nazanin"/>
@@ -9685,7 +9463,6 @@
         </w:rPr>
         <w:t>{</w:t>
       </w:r>
-      <w:proofErr w:type="spellStart"/>
       <w:r>
         <w:rPr>
           <w:rFonts w:cs="B Nazanin"/>
@@ -9694,7 +9471,6 @@
         </w:rPr>
         <w:t>certificateNumber</w:t>
       </w:r>
-      <w:proofErr w:type="spellEnd"/>
       <w:r>
         <w:rPr>
           <w:rFonts w:cs="B Nazanin"/>
@@ -9714,7 +9490,6 @@
         </w:rPr>
         <w:t>{</w:t>
       </w:r>
-      <w:proofErr w:type="spellStart"/>
       <w:r>
         <w:rPr>
           <w:rFonts w:cs="B Nazanin"/>
@@ -9723,7 +9498,6 @@
         </w:rPr>
         <w:t>certificateDate</w:t>
       </w:r>
-      <w:proofErr w:type="spellEnd"/>
       <w:r>
         <w:rPr>
           <w:rFonts w:cs="B Nazanin"/>
@@ -9757,7 +9531,6 @@
         </w:rPr>
         <w:t>{</w:t>
       </w:r>
-      <w:proofErr w:type="spellStart"/>
       <w:r>
         <w:rPr>
           <w:rFonts w:cs="B Nazanin"/>
@@ -9766,7 +9539,6 @@
         </w:rPr>
         <w:t>hasCertificate</w:t>
       </w:r>
-      <w:proofErr w:type="spellEnd"/>
       <w:r>
         <w:rPr>
           <w:rFonts w:cs="B Nazanin"/>
@@ -9800,7 +9572,6 @@
         </w:rPr>
         <w:t>{</w:t>
       </w:r>
-      <w:proofErr w:type="spellStart"/>
       <w:r>
         <w:rPr>
           <w:rFonts w:cs="B Nazanin"/>
@@ -9809,7 +9580,6 @@
         </w:rPr>
         <w:t>noCertificate</w:t>
       </w:r>
-      <w:proofErr w:type="spellEnd"/>
       <w:r>
         <w:rPr>
           <w:rFonts w:cs="B Nazanin"/>
@@ -9852,7 +9622,6 @@
         </w:rPr>
         <w:t>{</w:t>
       </w:r>
-      <w:proofErr w:type="spellStart"/>
       <w:r>
         <w:rPr>
           <w:rFonts w:cs="B Nazanin"/>
@@ -9861,7 +9630,6 @@
         </w:rPr>
         <w:t>mortgageBeneficiary</w:t>
       </w:r>
-      <w:proofErr w:type="spellEnd"/>
       <w:r>
         <w:rPr>
           <w:rFonts w:cs="B Nazanin"/>
@@ -9994,7 +9762,6 @@
         </w:rPr>
         <w:t>{</w:t>
       </w:r>
-      <w:proofErr w:type="spellStart"/>
       <w:r>
         <w:rPr>
           <w:rFonts w:cs="B Nazanin"/>
@@ -10003,7 +9770,6 @@
         </w:rPr>
         <w:t>isMortgagedOrSeized</w:t>
       </w:r>
-      <w:proofErr w:type="spellEnd"/>
       <w:r>
         <w:rPr>
           <w:rFonts w:cs="B Nazanin"/>
@@ -10037,7 +9803,6 @@
         </w:rPr>
         <w:t>{</w:t>
       </w:r>
-      <w:proofErr w:type="spellStart"/>
       <w:r>
         <w:rPr>
           <w:rFonts w:cs="B Nazanin"/>
@@ -10046,7 +9811,6 @@
         </w:rPr>
         <w:t>noMortgagedOrSeized</w:t>
       </w:r>
-      <w:proofErr w:type="spellEnd"/>
       <w:r>
         <w:rPr>
           <w:rFonts w:cs="B Nazanin"/>
@@ -10075,7 +9839,6 @@
         </w:rPr>
         <w:t>{</w:t>
       </w:r>
-      <w:proofErr w:type="spellStart"/>
       <w:r>
         <w:rPr>
           <w:rFonts w:cs="B Nazanin"/>
@@ -10084,7 +9847,6 @@
         </w:rPr>
         <w:t>hasTransferredBenefits</w:t>
       </w:r>
-      <w:proofErr w:type="spellEnd"/>
       <w:r>
         <w:rPr>
           <w:rFonts w:cs="B Nazanin"/>
@@ -10104,7 +9866,6 @@
         </w:rPr>
         <w:t>{</w:t>
       </w:r>
-      <w:proofErr w:type="spellStart"/>
       <w:r>
         <w:rPr>
           <w:rFonts w:cs="B Nazanin"/>
@@ -10113,7 +9874,6 @@
         </w:rPr>
         <w:t>noTransferredBenefits</w:t>
       </w:r>
-      <w:proofErr w:type="spellEnd"/>
       <w:r>
         <w:rPr>
           <w:rFonts w:cs="B Nazanin"/>
@@ -10133,7 +9893,6 @@
         </w:rPr>
         <w:t>{</w:t>
       </w:r>
-      <w:proofErr w:type="spellStart"/>
       <w:r>
         <w:rPr>
           <w:rFonts w:cs="B Nazanin"/>
@@ -10142,7 +9901,6 @@
         </w:rPr>
         <w:t>benefitsTransferDescription</w:t>
       </w:r>
-      <w:proofErr w:type="spellEnd"/>
       <w:r>
         <w:rPr>
           <w:rFonts w:cs="B Nazanin"/>
@@ -10213,7 +9971,6 @@
         </w:rPr>
         <w:t>{</w:t>
       </w:r>
-      <w:proofErr w:type="spellStart"/>
       <w:r>
         <w:rPr>
           <w:rFonts w:cs="B Nazanin"/>
@@ -10222,7 +9979,6 @@
         </w:rPr>
         <w:t>isOccupiedByTenant</w:t>
       </w:r>
-      <w:proofErr w:type="spellEnd"/>
       <w:r>
         <w:rPr>
           <w:rFonts w:cs="B Nazanin"/>
@@ -10256,7 +10012,6 @@
         </w:rPr>
         <w:t>{</w:t>
       </w:r>
-      <w:proofErr w:type="spellStart"/>
       <w:r>
         <w:rPr>
           <w:rFonts w:cs="B Nazanin"/>
@@ -10265,7 +10020,6 @@
         </w:rPr>
         <w:t>noOccupiedByTenant</w:t>
       </w:r>
-      <w:proofErr w:type="spellEnd"/>
       <w:r>
         <w:rPr>
           <w:rFonts w:cs="B Nazanin"/>
@@ -10334,7 +10088,6 @@
         </w:rPr>
         <w:t>{</w:t>
       </w:r>
-      <w:proofErr w:type="spellStart"/>
       <w:r>
         <w:rPr>
           <w:rFonts w:cs="B Nazanin"/>
@@ -10343,7 +10096,6 @@
         </w:rPr>
         <w:t>rentalAdvancePayment</w:t>
       </w:r>
-      <w:proofErr w:type="spellEnd"/>
       <w:r>
         <w:rPr>
           <w:rFonts w:cs="B Nazanin"/>
@@ -10391,7 +10143,6 @@
         </w:rPr>
         <w:t>{</w:t>
       </w:r>
-      <w:proofErr w:type="spellStart"/>
       <w:r>
         <w:rPr>
           <w:rFonts w:cs="B Nazanin"/>
@@ -10400,7 +10151,6 @@
         </w:rPr>
         <w:t>monthlyRent</w:t>
       </w:r>
-      <w:proofErr w:type="spellEnd"/>
       <w:r>
         <w:rPr>
           <w:rFonts w:cs="B Nazanin"/>
@@ -10462,7 +10212,6 @@
         </w:rPr>
         <w:t>{</w:t>
       </w:r>
-      <w:proofErr w:type="spellStart"/>
       <w:r>
         <w:rPr>
           <w:rFonts w:cs="B Nazanin"/>
@@ -10471,7 +10220,6 @@
         </w:rPr>
         <w:t>leaseNumber</w:t>
       </w:r>
-      <w:proofErr w:type="spellEnd"/>
       <w:r>
         <w:rPr>
           <w:rFonts w:cs="B Nazanin"/>
@@ -10491,7 +10239,6 @@
         </w:rPr>
         <w:t>{</w:t>
       </w:r>
-      <w:proofErr w:type="spellStart"/>
       <w:r>
         <w:rPr>
           <w:rFonts w:cs="B Nazanin"/>
@@ -10500,7 +10247,6 @@
         </w:rPr>
         <w:t>leaseDate</w:t>
       </w:r>
-      <w:proofErr w:type="spellEnd"/>
       <w:r>
         <w:rPr>
           <w:rFonts w:cs="B Nazanin"/>
@@ -10602,7 +10348,6 @@
         </w:rPr>
         <w:t>{</w:t>
       </w:r>
-      <w:proofErr w:type="spellStart"/>
       <w:r>
         <w:rPr>
           <w:rFonts w:cs="B Nazanin"/>
@@ -10611,7 +10356,6 @@
         </w:rPr>
         <w:t>leaseTypeCode</w:t>
       </w:r>
-      <w:proofErr w:type="spellEnd"/>
       <w:r>
         <w:rPr>
           <w:rFonts w:cs="B Nazanin"/>
@@ -10779,7 +10523,6 @@
         </w:rPr>
         <w:t>{</w:t>
       </w:r>
-      <w:proofErr w:type="spellStart"/>
       <w:r>
         <w:rPr>
           <w:rFonts w:cs="B Nazanin"/>
@@ -10788,7 +10531,6 @@
         </w:rPr>
         <w:t>hasShop</w:t>
       </w:r>
-      <w:proofErr w:type="spellEnd"/>
       <w:r>
         <w:rPr>
           <w:rFonts w:cs="B Nazanin"/>
@@ -10843,7 +10585,6 @@
         </w:rPr>
         <w:t>{</w:t>
       </w:r>
-      <w:proofErr w:type="spellStart"/>
       <w:r>
         <w:rPr>
           <w:rFonts w:cs="B Nazanin"/>
@@ -10852,7 +10593,6 @@
         </w:rPr>
         <w:t>noShop</w:t>
       </w:r>
-      <w:proofErr w:type="spellEnd"/>
       <w:r>
         <w:rPr>
           <w:rFonts w:cs="B Nazanin"/>
@@ -10872,7 +10612,6 @@
         </w:rPr>
         <w:t>{</w:t>
       </w:r>
-      <w:proofErr w:type="spellStart"/>
       <w:r>
         <w:rPr>
           <w:rFonts w:cs="B Nazanin"/>
@@ -10881,7 +10620,6 @@
         </w:rPr>
         <w:t>shopCount</w:t>
       </w:r>
-      <w:proofErr w:type="spellEnd"/>
       <w:r>
         <w:rPr>
           <w:rFonts w:cs="B Nazanin"/>
@@ -10915,7 +10653,6 @@
         </w:rPr>
         <w:t>{</w:t>
       </w:r>
-      <w:proofErr w:type="spellStart"/>
       <w:r>
         <w:rPr>
           <w:rFonts w:cs="B Nazanin"/>
@@ -10924,7 +10661,6 @@
         </w:rPr>
         <w:t>shopOccupier</w:t>
       </w:r>
-      <w:proofErr w:type="spellEnd"/>
       <w:r>
         <w:rPr>
           <w:rFonts w:cs="B Nazanin"/>
@@ -10944,7 +10680,6 @@
         </w:rPr>
         <w:t>{</w:t>
       </w:r>
-      <w:proofErr w:type="spellStart"/>
       <w:r>
         <w:rPr>
           <w:rFonts w:cs="B Nazanin"/>
@@ -10953,7 +10688,6 @@
         </w:rPr>
         <w:t>shopBusinessType</w:t>
       </w:r>
-      <w:proofErr w:type="spellEnd"/>
       <w:r>
         <w:rPr>
           <w:rFonts w:cs="B Nazanin"/>
@@ -11150,7 +10884,6 @@
         </w:rPr>
         <w:t>{</w:t>
       </w:r>
-      <w:proofErr w:type="spellStart"/>
       <w:r>
         <w:rPr>
           <w:rFonts w:cs="B Nazanin"/>
@@ -11159,7 +10892,6 @@
         </w:rPr>
         <w:t>isReadilyMarketable</w:t>
       </w:r>
-      <w:proofErr w:type="spellEnd"/>
       <w:r>
         <w:rPr>
           <w:rFonts w:cs="B Nazanin"/>
@@ -11193,7 +10925,6 @@
         </w:rPr>
         <w:t>{</w:t>
       </w:r>
-      <w:proofErr w:type="spellStart"/>
       <w:r>
         <w:rPr>
           <w:rFonts w:cs="B Nazanin"/>
@@ -11202,7 +10933,6 @@
         </w:rPr>
         <w:t>noReadilyMarketable</w:t>
       </w:r>
-      <w:proofErr w:type="spellEnd"/>
       <w:r>
         <w:rPr>
           <w:rFonts w:cs="B Nazanin"/>
@@ -11604,7 +11334,6 @@
         </w:rPr>
         <w:t>{</w:t>
       </w:r>
-      <w:proofErr w:type="spellStart"/>
       <w:r>
         <w:rPr>
           <w:rFonts w:cs="B Nazanin"/>
@@ -11613,7 +11342,6 @@
         </w:rPr>
         <w:t>hasVisibleViolation</w:t>
       </w:r>
-      <w:proofErr w:type="spellEnd"/>
       <w:r>
         <w:rPr>
           <w:rFonts w:cs="B Nazanin"/>
@@ -11647,7 +11375,6 @@
         </w:rPr>
         <w:t>{</w:t>
       </w:r>
-      <w:proofErr w:type="spellStart"/>
       <w:r>
         <w:rPr>
           <w:rFonts w:cs="B Nazanin"/>
@@ -11656,7 +11383,6 @@
         </w:rPr>
         <w:t>noVisibleViolation</w:t>
       </w:r>
-      <w:proofErr w:type="spellEnd"/>
       <w:r>
         <w:rPr>
           <w:rFonts w:cs="B Nazanin"/>
@@ -11704,7 +11430,6 @@
         </w:rPr>
         <w:t>{</w:t>
       </w:r>
-      <w:proofErr w:type="spellStart"/>
       <w:r>
         <w:rPr>
           <w:rFonts w:cs="B Nazanin"/>
@@ -11713,7 +11438,6 @@
         </w:rPr>
         <w:t>visibleViolationDescription</w:t>
       </w:r>
-      <w:proofErr w:type="spellEnd"/>
       <w:r>
         <w:rPr>
           <w:rFonts w:cs="B Nazanin"/>
@@ -11805,7 +11529,6 @@
         </w:rPr>
         <w:t>{</w:t>
       </w:r>
-      <w:proofErr w:type="spellStart"/>
       <w:r>
         <w:rPr>
           <w:rFonts w:cs="B Nazanin"/>
@@ -11814,7 +11537,6 @@
         </w:rPr>
         <w:t>additionalCollateralDescription</w:t>
       </w:r>
-      <w:proofErr w:type="spellEnd"/>
       <w:r>
         <w:rPr>
           <w:rFonts w:cs="B Nazanin"/>
@@ -12498,7 +12220,6 @@
         </w:rPr>
         <w:t>{</w:t>
       </w:r>
-      <w:proofErr w:type="spellStart"/>
       <w:r>
         <w:rPr>
           <w:rFonts w:cs="B Nazanin"/>
@@ -12507,7 +12228,6 @@
         </w:rPr>
         <w:t>branchName</w:t>
       </w:r>
-      <w:proofErr w:type="spellEnd"/>
       <w:r>
         <w:rPr>
           <w:rFonts w:cs="B Nazanin"/>
@@ -12527,7 +12247,6 @@
         </w:rPr>
         <w:t>{</w:t>
       </w:r>
-      <w:proofErr w:type="spellStart"/>
       <w:r>
         <w:rPr>
           <w:rFonts w:cs="B Nazanin"/>
@@ -12536,7 +12255,6 @@
         </w:rPr>
         <w:t>branchCode</w:t>
       </w:r>
-      <w:proofErr w:type="spellEnd"/>
       <w:r>
         <w:rPr>
           <w:rFonts w:cs="B Nazanin"/>
@@ -12702,9 +12420,7 @@
               <w:spacing w:before="240"/>
               <w:jc w:val="center"/>
               <w:rPr>
-                <w:rFonts w:cs="B Titr"/>
-                <w:b/>
-                <w:bCs/>
+                <w:rFonts w:cs="B Nazanin"/>
                 <w:sz w:val="24"/>
                 <w:szCs w:val="24"/>
                 <w:rtl/>
@@ -12712,14 +12428,30 @@
             </w:pPr>
             <w:r>
               <w:rPr>
-                <w:rFonts w:cs="B Titr" w:hint="cs"/>
-                <w:b/>
-                <w:bCs/>
+                <w:rFonts w:cs="B Nazanin" w:hint="cs"/>
                 <w:sz w:val="24"/>
                 <w:szCs w:val="24"/>
                 <w:rtl/>
               </w:rPr>
-              <w:t>نام و نام خانوداگی</w:t>
+              <w:t>نام و نام خانو</w:t>
+            </w:r>
+            <w:r>
+              <w:rPr>
+                <w:rFonts w:cs="B Nazanin" w:hint="cs"/>
+                <w:sz w:val="24"/>
+                <w:szCs w:val="24"/>
+                <w:rtl/>
+              </w:rPr>
+              <w:t>ا</w:t>
+            </w:r>
+            <w:r>
+              <w:rPr>
+                <w:rFonts w:cs="B Nazanin" w:hint="cs"/>
+                <w:sz w:val="24"/>
+                <w:szCs w:val="24"/>
+                <w:rtl/>
+              </w:rPr>
+              <w:t>دگی</w:t>
             </w:r>
           </w:p>
         </w:tc>
@@ -12733,14 +12465,14 @@
               <w:spacing w:before="240"/>
               <w:jc w:val="center"/>
               <w:rPr>
-                <w:rFonts w:asciiTheme="minorBidi" w:hAnsiTheme="minorBidi" w:cs="B Titr"/>
+                <w:rFonts w:asciiTheme="minorBidi" w:hAnsiTheme="minorBidi" w:cs="B Nazanin"/>
                 <w:sz w:val="24"/>
                 <w:szCs w:val="24"/>
               </w:rPr>
             </w:pPr>
             <w:r>
               <w:rPr>
-                <w:rFonts w:asciiTheme="minorBidi" w:hAnsiTheme="minorBidi" w:cs="B Titr" w:hint="cs"/>
+                <w:rFonts w:asciiTheme="minorBidi" w:hAnsiTheme="minorBidi" w:cs="B Nazanin" w:hint="cs"/>
                 <w:sz w:val="24"/>
                 <w:szCs w:val="24"/>
                 <w:rtl/>
@@ -12759,14 +12491,14 @@
               <w:spacing w:before="240"/>
               <w:jc w:val="center"/>
               <w:rPr>
-                <w:rFonts w:cs="B Titr"/>
+                <w:rFonts w:cs="B Nazanin"/>
                 <w:sz w:val="24"/>
                 <w:szCs w:val="24"/>
               </w:rPr>
             </w:pPr>
             <w:r>
               <w:rPr>
-                <w:rFonts w:ascii="Times New Roman" w:eastAsia="Vazirmatn" w:hAnsi="Times New Roman" w:cs="B Titr" w:hint="cs"/>
+                <w:rFonts w:ascii="Times New Roman" w:eastAsia="Vazirmatn" w:hAnsi="Times New Roman" w:cs="B Nazanin" w:hint="cs"/>
                 <w:b/>
                 <w:sz w:val="24"/>
                 <w:szCs w:val="24"/>
@@ -12786,14 +12518,14 @@
               <w:spacing w:before="240"/>
               <w:jc w:val="center"/>
               <w:rPr>
-                <w:rFonts w:cs="B Titr"/>
+                <w:rFonts w:cs="B Nazanin"/>
                 <w:sz w:val="24"/>
                 <w:szCs w:val="24"/>
               </w:rPr>
             </w:pPr>
             <w:r>
               <w:rPr>
-                <w:rFonts w:cs="B Titr" w:hint="cs"/>
+                <w:rFonts w:cs="B Nazanin" w:hint="cs"/>
                 <w:sz w:val="24"/>
                 <w:szCs w:val="24"/>
                 <w:rtl/>
@@ -12815,17 +12547,15 @@
             <w:pPr>
               <w:spacing w:before="240"/>
               <w:jc w:val="center"/>
+              <w:rPr>
+                <w:rFonts w:cs="B Nazanin"/>
+              </w:rPr>
             </w:pPr>
             <w:r>
-              <w:t>{#</w:t>
-            </w:r>
-            <w:proofErr w:type="gramStart"/>
-            <w:r>
-              <w:t>signatures}{</w:t>
-            </w:r>
-            <w:proofErr w:type="gramEnd"/>
-            <w:r>
-              <w:t>fullName}</w:t>
+              <w:rPr>
+                <w:rFonts w:cs="B Nazanin"/>
+              </w:rPr>
+              <w:t>{#signatures}{fullName}</w:t>
             </w:r>
           </w:p>
         </w:tc>
@@ -12837,17 +12567,15 @@
             <w:pPr>
               <w:spacing w:before="240"/>
               <w:jc w:val="center"/>
+              <w:rPr>
+                <w:rFonts w:cs="B Nazanin"/>
+              </w:rPr>
             </w:pPr>
             <w:r>
-              <w:t>{</w:t>
-            </w:r>
-            <w:proofErr w:type="spellStart"/>
-            <w:r>
-              <w:t>roleName</w:t>
-            </w:r>
-            <w:proofErr w:type="spellEnd"/>
-            <w:r>
-              <w:t>}</w:t>
+              <w:rPr>
+                <w:rFonts w:cs="B Nazanin"/>
+              </w:rPr>
+              <w:t>{roleName}</w:t>
             </w:r>
           </w:p>
         </w:tc>
@@ -12859,17 +12587,15 @@
             <w:pPr>
               <w:spacing w:before="240"/>
               <w:jc w:val="center"/>
+              <w:rPr>
+                <w:rFonts w:cs="B Nazanin"/>
+              </w:rPr>
             </w:pPr>
             <w:r>
-              <w:t>{</w:t>
-            </w:r>
-            <w:proofErr w:type="spellStart"/>
-            <w:r>
-              <w:t>personCode</w:t>
-            </w:r>
-            <w:proofErr w:type="spellEnd"/>
-            <w:r>
-              <w:t>}</w:t>
+              <w:rPr>
+                <w:rFonts w:cs="B Nazanin"/>
+              </w:rPr>
+              <w:t>{personCode}</w:t>
             </w:r>
           </w:p>
         </w:tc>
@@ -12881,17 +12607,15 @@
             <w:pPr>
               <w:spacing w:before="240"/>
               <w:jc w:val="center"/>
+              <w:rPr>
+                <w:rFonts w:cs="B Nazanin"/>
+              </w:rPr>
             </w:pPr>
             <w:r>
-              <w:t>{</w:t>
-            </w:r>
-            <w:proofErr w:type="spellStart"/>
-            <w:r>
-              <w:t>creationTime</w:t>
-            </w:r>
-            <w:proofErr w:type="spellEnd"/>
-            <w:r>
-              <w:t>}{/signatures}</w:t>
+              <w:rPr>
+                <w:rFonts w:cs="B Nazanin"/>
+              </w:rPr>
+              <w:t>{creationTime}{/signatures}</w:t>
             </w:r>
           </w:p>
         </w:tc>
